--- a/output/docx/en/BUFRCREX_TableB_en_05.docx
+++ b/output/docx/en/BUFRCREX_TableB_en_05.docx
@@ -2553,7 +2553,7 @@
                 <w:b w:val="0"/>
                 <w:sz w:val="16"/>
               </w:rPr>
-              <w:t>Note 184: Y offset is the distance between the projection origin and the upper left corner of the upper left pixel in a map, as shown in the following diagram: {{image}}.</w:t>
+              <w:t>Note B184: Y offset is the distance between the projection origin and the upper left corner of the upper left pixel in a map, as shown in the following diagram: {{image}}.</w:t>
             </w:r>
           </w:p>
         </w:tc>
@@ -8708,7 +8708,7 @@
           <w:i/>
           <w:sz w:val="14"/>
         </w:rPr>
-        <w:t>Note 32: Bearing or azimuth shall only be used with respect to a stated location, and shall not redefine that location.</w:t>
+        <w:t>Note B32: Bearing or azimuth shall only be used with respect to a stated location, and shall not redefine that location.</w:t>
       </w:r>
     </w:p>
     <w:p>
@@ -8718,7 +8718,7 @@
           <w:i/>
           <w:sz w:val="14"/>
         </w:rPr>
-        <w:t>Note 110: North to south increments shall be assigned negative values.</w:t>
+        <w:t>Note B110: North to south increments shall be assigned negative values.</w:t>
       </w:r>
     </w:p>
     <w:p>
@@ -8728,7 +8728,7 @@
           <w:i/>
           <w:sz w:val="14"/>
         </w:rPr>
-        <w:t>Note 122: South latitude shall be assigned negative values.</w:t>
+        <w:t>Note B122: South latitude shall be assigned negative values.</w:t>
       </w:r>
     </w:p>
     <w:p>
@@ -8738,7 +8738,7 @@
           <w:i/>
           <w:sz w:val="14"/>
         </w:rPr>
-        <w:t>Note 140: The pixel size on horizontal - 1 is given at location where map scale factor is unity.</w:t>
+        <w:t>Note B140: The pixel size on horizontal - 1 is given at location where map scale factor is unity.</w:t>
       </w:r>
     </w:p>
     <w:p>
@@ -8748,7 +8748,7 @@
           <w:i/>
           <w:sz w:val="14"/>
         </w:rPr>
-        <w:t>Note 163: Values of latitude and latitude increments are limited to the range -90 degrees to +90 degrees.</w:t>
+        <w:t>Note B163: Values of latitude and latitude increments are limited to the range -90 degrees to +90 degrees.</w:t>
       </w:r>
     </w:p>
     <w:sectPr>
